--- a/Project Submission template.docx
+++ b/Project Submission template.docx
@@ -12,11 +12,7 @@
         <w:t>Student Name</w:t>
         <w:tab/>
         <w:tab/>
-        <w:t xml:space="preserve">: </w:t>
-      </w:r>
-      <w:r>
-        <w:rPr/>
-        <w:t>Andrea Nardinocchi, student id</w:t>
+        <w:t>: Andrea Nardinocchi, student id</w:t>
       </w:r>
       <w:r>
         <w:rPr>
@@ -55,8 +51,18 @@
         <w:tab/>
         <w:tab/>
         <w:tab/>
-        <w:t>: ___________________________________</w:t>
-        <w:tab/>
+        <w:t xml:space="preserve">: </w:t>
+      </w:r>
+      <w:hyperlink r:id="rId2">
+        <w:r>
+          <w:rPr>
+            <w:rStyle w:val="Hyperlink"/>
+          </w:rPr>
+          <w:t>AndreaNardinocchi/placemark</w:t>
+        </w:r>
+      </w:hyperlink>
+      <w:r>
+        <w:rPr/>
         <w:t xml:space="preserve"> </w:t>
       </w:r>
     </w:p>
@@ -69,8 +75,18 @@
         <w:rPr/>
         <w:t>Render/Heroku</w:t>
         <w:tab/>
-        <w:t>: ___________________________________</w:t>
-        <w:tab/>
+        <w:t xml:space="preserve">: </w:t>
+      </w:r>
+      <w:hyperlink r:id="rId3">
+        <w:r>
+          <w:rPr>
+            <w:rStyle w:val="Hyperlink"/>
+          </w:rPr>
+          <w:t>https://placemark-v63d.onrender.com/</w:t>
+        </w:r>
+      </w:hyperlink>
+      <w:r>
+        <w:rPr/>
         <w:t xml:space="preserve"> </w:t>
       </w:r>
     </w:p>
@@ -85,9 +101,11 @@
         <w:tab/>
         <w:tab/>
         <w:tab/>
-        <w:t>: ___________________________________</w:t>
-        <w:tab/>
-        <w:t xml:space="preserve"> </w:t>
+        <w:t xml:space="preserve">: </w:t>
+      </w:r>
+      <w:r>
+        <w:rPr/>
+        <w:t>n/a</w:t>
       </w:r>
     </w:p>
     <w:p>
@@ -105,7 +123,7 @@
         <w:tblpPr w:vertAnchor="page" w:horzAnchor="margin" w:leftFromText="180" w:rightFromText="180" w:tblpX="0" w:tblpY="1987"/>
         <w:tblW w:w="13950" w:type="dxa"/>
         <w:jc w:val="left"/>
-        <w:tblInd w:w="-5" w:type="dxa"/>
+        <w:tblInd w:w="108" w:type="dxa"/>
         <w:tblLayout w:type="fixed"/>
         <w:tblCellMar>
           <w:top w:w="0" w:type="dxa"/>
@@ -120,8 +138,8 @@
         <w:gridCol w:w="2160"/>
         <w:gridCol w:w="2004"/>
         <w:gridCol w:w="2093"/>
-        <w:gridCol w:w="1981"/>
-        <w:gridCol w:w="1823"/>
+        <w:gridCol w:w="1982"/>
+        <w:gridCol w:w="1822"/>
         <w:gridCol w:w="1704"/>
       </w:tblGrid>
       <w:tr>
@@ -146,6 +164,7 @@
             <w:pPr>
               <w:pStyle w:val="Normal"/>
               <w:widowControl/>
+              <w:suppressAutoHyphens w:val="true"/>
               <w:spacing w:before="0" w:after="0"/>
               <w:jc w:val="center"/>
               <w:rPr>
@@ -189,6 +208,7 @@
             <w:pPr>
               <w:pStyle w:val="Normal"/>
               <w:widowControl/>
+              <w:suppressAutoHyphens w:val="true"/>
               <w:spacing w:before="0" w:after="0"/>
               <w:jc w:val="center"/>
               <w:cnfStyle w:val="100000000000" w:firstRow="1" w:lastRow="0" w:firstColumn="0" w:lastColumn="0" w:oddVBand="0" w:evenVBand="0" w:oddHBand="0" w:evenHBand="0" w:firstRowFirstColumn="0" w:firstRowLastColumn="0" w:lastRowFirstColumn="0" w:lastRowLastColumn="0"/>
@@ -228,6 +248,7 @@
             <w:pPr>
               <w:pStyle w:val="Normal"/>
               <w:widowControl/>
+              <w:suppressAutoHyphens w:val="true"/>
               <w:spacing w:before="0" w:after="0"/>
               <w:jc w:val="center"/>
               <w:cnfStyle w:val="100000000000" w:firstRow="1" w:lastRow="0" w:firstColumn="0" w:lastColumn="0" w:oddVBand="0" w:evenVBand="0" w:oddHBand="0" w:evenHBand="0" w:firstRowFirstColumn="0" w:firstRowLastColumn="0" w:lastRowFirstColumn="0" w:lastRowLastColumn="0"/>
@@ -267,6 +288,7 @@
             <w:pPr>
               <w:pStyle w:val="Normal"/>
               <w:widowControl/>
+              <w:suppressAutoHyphens w:val="true"/>
               <w:spacing w:before="0" w:after="0"/>
               <w:jc w:val="center"/>
               <w:cnfStyle w:val="100000000000" w:firstRow="1" w:lastRow="0" w:firstColumn="0" w:lastColumn="0" w:oddVBand="0" w:evenVBand="0" w:oddHBand="0" w:evenHBand="0" w:firstRowFirstColumn="0" w:firstRowLastColumn="0" w:lastRowFirstColumn="0" w:lastRowLastColumn="0"/>
@@ -292,7 +314,7 @@
         </w:tc>
         <w:tc>
           <w:tcPr>
-            <w:tcW w:w="1981" w:type="dxa"/>
+            <w:tcW w:w="1982" w:type="dxa"/>
             <w:tcBorders>
               <w:top w:val="single" w:sz="4" w:space="0" w:color="000000"/>
               <w:left w:val="single" w:sz="4" w:space="0" w:color="000000"/>
@@ -306,6 +328,7 @@
             <w:pPr>
               <w:pStyle w:val="Normal"/>
               <w:widowControl/>
+              <w:suppressAutoHyphens w:val="true"/>
               <w:spacing w:before="0" w:after="0"/>
               <w:jc w:val="center"/>
               <w:cnfStyle w:val="100000000000" w:firstRow="1" w:lastRow="0" w:firstColumn="0" w:lastColumn="0" w:oddVBand="0" w:evenVBand="0" w:oddHBand="0" w:evenHBand="0" w:firstRowFirstColumn="0" w:firstRowLastColumn="0" w:lastRowFirstColumn="0" w:lastRowLastColumn="0"/>
@@ -331,7 +354,7 @@
         </w:tc>
         <w:tc>
           <w:tcPr>
-            <w:tcW w:w="1823" w:type="dxa"/>
+            <w:tcW w:w="1822" w:type="dxa"/>
             <w:tcBorders>
               <w:top w:val="single" w:sz="4" w:space="0" w:color="000000"/>
               <w:left w:val="single" w:sz="4" w:space="0" w:color="000000"/>
@@ -345,6 +368,7 @@
             <w:pPr>
               <w:pStyle w:val="Normal"/>
               <w:widowControl/>
+              <w:suppressAutoHyphens w:val="true"/>
               <w:spacing w:before="0" w:after="0"/>
               <w:jc w:val="center"/>
               <w:cnfStyle w:val="100000000000" w:firstRow="1" w:lastRow="0" w:firstColumn="0" w:lastColumn="0" w:oddVBand="0" w:evenVBand="0" w:oddHBand="0" w:evenHBand="0" w:firstRowFirstColumn="0" w:firstRowLastColumn="0" w:lastRowFirstColumn="0" w:lastRowLastColumn="0"/>
@@ -384,6 +408,7 @@
             <w:pPr>
               <w:pStyle w:val="Normal"/>
               <w:widowControl/>
+              <w:suppressAutoHyphens w:val="true"/>
               <w:spacing w:before="0" w:after="0"/>
               <w:jc w:val="center"/>
               <w:cnfStyle w:val="100000000000" w:firstRow="1" w:lastRow="0" w:firstColumn="0" w:lastColumn="0" w:oddVBand="0" w:evenVBand="0" w:oddHBand="0" w:evenHBand="0" w:firstRowFirstColumn="0" w:firstRowLastColumn="0" w:lastRowFirstColumn="0" w:lastRowLastColumn="0"/>
@@ -427,6 +452,7 @@
             <w:pPr>
               <w:pStyle w:val="Normal"/>
               <w:widowControl/>
+              <w:suppressAutoHyphens w:val="true"/>
               <w:spacing w:before="0" w:after="0"/>
               <w:jc w:val="center"/>
               <w:rPr>
@@ -464,23 +490,21 @@
             <w:pPr>
               <w:pStyle w:val="Normal"/>
               <w:widowControl/>
-              <w:spacing w:before="0" w:after="0"/>
-              <w:jc w:val="center"/>
+              <w:suppressAutoHyphens w:val="true"/>
+              <w:spacing w:before="0" w:after="0"/>
+              <w:jc w:val="left"/>
               <w:cnfStyle w:val="000000100000" w:firstRow="0" w:lastRow="0" w:firstColumn="0" w:lastColumn="0" w:oddVBand="0" w:evenVBand="0" w:oddHBand="1" w:evenHBand="0" w:firstRowFirstColumn="0" w:firstRowLastColumn="0" w:lastRowFirstColumn="0" w:lastRowLastColumn="0"/>
               <w:rPr>
-                <w:rFonts w:ascii="Calibri" w:hAnsi="Calibri" w:eastAsia="Calibri" w:cs=""/>
-                <w:kern w:val="0"/>
-                <w:sz w:val="24"/>
-                <w:szCs w:val="24"/>
-                <w:lang w:val="en-GB" w:eastAsia="en-US" w:bidi="ar-SA"/>
-              </w:rPr>
-            </w:pPr>
-            <w:r>
-              <w:rPr>
-                <w:rFonts w:eastAsia="Calibri" w:cs=""/>
-                <w:kern w:val="0"/>
-                <w:sz w:val="24"/>
-                <w:szCs w:val="24"/>
+                <w:sz w:val="20"/>
+                <w:szCs w:val="20"/>
+              </w:rPr>
+            </w:pPr>
+            <w:r>
+              <w:rPr>
+                <w:rFonts w:eastAsia="Calibri" w:cs=""/>
+                <w:kern w:val="0"/>
+                <w:sz w:val="20"/>
+                <w:szCs w:val="20"/>
                 <w:lang w:val="en-GB" w:eastAsia="en-US" w:bidi="ar-SA"/>
               </w:rPr>
               <w:t>A user is able to both sign up and log in.</w:t>
@@ -498,23 +522,21 @@
             <w:pPr>
               <w:pStyle w:val="Normal"/>
               <w:widowControl/>
-              <w:spacing w:before="0" w:after="0"/>
-              <w:jc w:val="center"/>
+              <w:suppressAutoHyphens w:val="true"/>
+              <w:spacing w:before="0" w:after="0"/>
+              <w:jc w:val="left"/>
               <w:cnfStyle w:val="000000100000" w:firstRow="0" w:lastRow="0" w:firstColumn="0" w:lastColumn="0" w:oddVBand="0" w:evenVBand="0" w:oddHBand="1" w:evenHBand="0" w:firstRowFirstColumn="0" w:firstRowLastColumn="0" w:lastRowFirstColumn="0" w:lastRowLastColumn="0"/>
               <w:rPr>
-                <w:rFonts w:ascii="Calibri" w:hAnsi="Calibri" w:eastAsia="Calibri" w:cs=""/>
-                <w:kern w:val="0"/>
-                <w:sz w:val="24"/>
-                <w:szCs w:val="24"/>
-                <w:lang w:val="en-GB" w:eastAsia="en-US" w:bidi="ar-SA"/>
-              </w:rPr>
-            </w:pPr>
-            <w:r>
-              <w:rPr>
-                <w:rFonts w:eastAsia="Calibri" w:cs=""/>
-                <w:kern w:val="0"/>
-                <w:sz w:val="24"/>
-                <w:szCs w:val="24"/>
+                <w:sz w:val="20"/>
+                <w:szCs w:val="20"/>
+              </w:rPr>
+            </w:pPr>
+            <w:r>
+              <w:rPr>
+                <w:rFonts w:eastAsia="Calibri" w:cs=""/>
+                <w:kern w:val="0"/>
+                <w:sz w:val="20"/>
+                <w:szCs w:val="20"/>
                 <w:lang w:val="en-GB" w:eastAsia="en-US" w:bidi="ar-SA"/>
               </w:rPr>
               <w:t>The name of the Placemark can be added by the user.</w:t>
@@ -532,23 +554,21 @@
             <w:pPr>
               <w:pStyle w:val="Normal"/>
               <w:widowControl/>
-              <w:spacing w:before="0" w:after="0"/>
-              <w:jc w:val="center"/>
+              <w:suppressAutoHyphens w:val="true"/>
+              <w:spacing w:before="0" w:after="0"/>
+              <w:jc w:val="left"/>
               <w:cnfStyle w:val="000000100000" w:firstRow="0" w:lastRow="0" w:firstColumn="0" w:lastColumn="0" w:oddVBand="0" w:evenVBand="0" w:oddHBand="1" w:evenHBand="0" w:firstRowFirstColumn="0" w:firstRowLastColumn="0" w:lastRowFirstColumn="0" w:lastRowLastColumn="0"/>
               <w:rPr>
-                <w:rFonts w:ascii="Calibri" w:hAnsi="Calibri" w:eastAsia="Calibri" w:cs=""/>
-                <w:kern w:val="0"/>
-                <w:sz w:val="24"/>
-                <w:szCs w:val="24"/>
-                <w:lang w:val="en-GB" w:eastAsia="en-US" w:bidi="ar-SA"/>
-              </w:rPr>
-            </w:pPr>
-            <w:r>
-              <w:rPr>
-                <w:rFonts w:eastAsia="Calibri" w:cs=""/>
-                <w:kern w:val="0"/>
-                <w:sz w:val="24"/>
-                <w:szCs w:val="24"/>
+                <w:sz w:val="20"/>
+                <w:szCs w:val="20"/>
+              </w:rPr>
+            </w:pPr>
+            <w:r>
+              <w:rPr>
+                <w:rFonts w:eastAsia="Calibri" w:cs=""/>
+                <w:kern w:val="0"/>
+                <w:sz w:val="20"/>
+                <w:szCs w:val="20"/>
                 <w:lang w:val="en-GB" w:eastAsia="en-US" w:bidi="ar-SA"/>
               </w:rPr>
               <w:t>API tests have been integrated into the app.</w:t>
@@ -557,7 +577,7 @@
         </w:tc>
         <w:tc>
           <w:tcPr>
-            <w:tcW w:w="1981" w:type="dxa"/>
+            <w:tcW w:w="1982" w:type="dxa"/>
             <w:tcBorders/>
             <w:shd w:color="auto" w:fill="CCCCCC" w:themeFill="text1" w:themeFillTint="33" w:val="clear"/>
           </w:tcPr>
@@ -565,23 +585,21 @@
             <w:pPr>
               <w:pStyle w:val="Normal"/>
               <w:widowControl/>
-              <w:spacing w:before="0" w:after="0"/>
-              <w:jc w:val="center"/>
+              <w:suppressAutoHyphens w:val="true"/>
+              <w:spacing w:before="0" w:after="0"/>
+              <w:jc w:val="left"/>
               <w:cnfStyle w:val="000000100000" w:firstRow="0" w:lastRow="0" w:firstColumn="0" w:lastColumn="0" w:oddVBand="0" w:evenVBand="0" w:oddHBand="1" w:evenHBand="0" w:firstRowFirstColumn="0" w:firstRowLastColumn="0" w:lastRowFirstColumn="0" w:lastRowLastColumn="0"/>
               <w:rPr>
-                <w:rFonts w:ascii="Calibri" w:hAnsi="Calibri" w:eastAsia="Calibri" w:cs=""/>
-                <w:kern w:val="0"/>
-                <w:sz w:val="24"/>
-                <w:szCs w:val="24"/>
-                <w:lang w:val="en-GB" w:eastAsia="en-US" w:bidi="ar-SA"/>
-              </w:rPr>
-            </w:pPr>
-            <w:r>
-              <w:rPr>
-                <w:rFonts w:eastAsia="Calibri" w:cs=""/>
-                <w:kern w:val="0"/>
-                <w:sz w:val="24"/>
-                <w:szCs w:val="24"/>
+                <w:sz w:val="20"/>
+                <w:szCs w:val="20"/>
+              </w:rPr>
+            </w:pPr>
+            <w:r>
+              <w:rPr>
+                <w:rFonts w:eastAsia="Calibri" w:cs=""/>
+                <w:kern w:val="0"/>
+                <w:sz w:val="20"/>
+                <w:szCs w:val="20"/>
                 <w:lang w:val="en-GB" w:eastAsia="en-US" w:bidi="ar-SA"/>
               </w:rPr>
               <w:t>Mem model tests have been integrated into the App and they do work as expected.</w:t>
@@ -590,7 +608,7 @@
         </w:tc>
         <w:tc>
           <w:tcPr>
-            <w:tcW w:w="1823" w:type="dxa"/>
+            <w:tcW w:w="1822" w:type="dxa"/>
             <w:tcBorders/>
             <w:shd w:color="auto" w:fill="CCCCCC" w:themeFill="text1" w:themeFillTint="33" w:val="clear"/>
             <w:vAlign w:val="center"/>
@@ -599,28 +617,31 @@
             <w:pPr>
               <w:pStyle w:val="Normal"/>
               <w:widowControl/>
-              <w:spacing w:before="0" w:after="0"/>
-              <w:jc w:val="center"/>
+              <w:suppressAutoHyphens w:val="true"/>
+              <w:spacing w:before="0" w:after="0"/>
+              <w:jc w:val="left"/>
               <w:cnfStyle w:val="000000100000" w:firstRow="0" w:lastRow="0" w:firstColumn="0" w:lastColumn="0" w:oddVBand="0" w:evenVBand="0" w:oddHBand="1" w:evenHBand="0" w:firstRowFirstColumn="0" w:firstRowLastColumn="0" w:lastRowFirstColumn="0" w:lastRowLastColumn="0"/>
-              <w:rPr/>
-            </w:pPr>
-            <w:r>
-              <w:rPr>
-                <w:rFonts w:eastAsia="Calibri" w:cs=""/>
-                <w:kern w:val="0"/>
-                <w:sz w:val="24"/>
-                <w:szCs w:val="24"/>
+              <w:rPr>
+                <w:sz w:val="20"/>
+                <w:szCs w:val="20"/>
+              </w:rPr>
+            </w:pPr>
+            <w:r>
+              <w:rPr>
+                <w:rFonts w:eastAsia="Calibri" w:cs=""/>
+                <w:kern w:val="0"/>
+                <w:sz w:val="20"/>
+                <w:szCs w:val="20"/>
                 <w:lang w:val="en-GB" w:eastAsia="en-US" w:bidi="ar-SA"/>
               </w:rPr>
               <w:t>The Localhost http://localhost:3000/</w:t>
             </w:r>
             <w:r>
-              <w:rPr/>
-              <w:t xml:space="preserve"> </w:t>
-            </w:r>
-            <w:r>
-              <w:rPr/>
-              <w:t>was used to develop and test the app.</w:t>
+              <w:rPr>
+                <w:sz w:val="20"/>
+                <w:szCs w:val="20"/>
+              </w:rPr>
+              <w:t xml:space="preserve"> was used to develop and test the app.</w:t>
             </w:r>
           </w:p>
         </w:tc>
@@ -634,8 +655,9 @@
             <w:pPr>
               <w:pStyle w:val="Normal"/>
               <w:widowControl/>
-              <w:spacing w:before="0" w:after="0"/>
-              <w:jc w:val="center"/>
+              <w:suppressAutoHyphens w:val="true"/>
+              <w:spacing w:before="0" w:after="0"/>
+              <w:jc w:val="left"/>
               <w:cnfStyle w:val="000000100000" w:firstRow="0" w:lastRow="0" w:firstColumn="0" w:lastColumn="0" w:oddVBand="0" w:evenVBand="0" w:oddHBand="1" w:evenHBand="0" w:firstRowFirstColumn="0" w:firstRowLastColumn="0" w:lastRowFirstColumn="0" w:lastRowLastColumn="0"/>
               <w:rPr/>
             </w:pPr>
@@ -643,35 +665,25 @@
               <w:rPr>
                 <w:rFonts w:eastAsia="Calibri" w:cs=""/>
                 <w:kern w:val="0"/>
-                <w:sz w:val="24"/>
-                <w:szCs w:val="24"/>
+                <w:sz w:val="20"/>
+                <w:szCs w:val="20"/>
                 <w:lang w:val="en-GB" w:eastAsia="en-US" w:bidi="ar-SA"/>
               </w:rPr>
               <w:t xml:space="preserve">The commit history is available in </w:t>
             </w:r>
-            <w:hyperlink r:id="rId2">
+            <w:hyperlink r:id="rId4">
               <w:r>
                 <w:rPr>
                   <w:rStyle w:val="Hyperlink"/>
                   <w:rFonts w:eastAsia="Calibri" w:cs=""/>
                   <w:kern w:val="0"/>
-                  <w:sz w:val="24"/>
-                  <w:szCs w:val="24"/>
+                  <w:sz w:val="20"/>
+                  <w:szCs w:val="20"/>
                   <w:lang w:val="en-GB" w:eastAsia="en-US" w:bidi="ar-SA"/>
                 </w:rPr>
                 <w:t>Commits · AndreaNardinocchi/placemark</w:t>
               </w:r>
             </w:hyperlink>
-            <w:r>
-              <w:rPr>
-                <w:rFonts w:eastAsia="Calibri" w:cs=""/>
-                <w:kern w:val="0"/>
-                <w:sz w:val="24"/>
-                <w:szCs w:val="24"/>
-                <w:lang w:val="en-GB" w:eastAsia="en-US" w:bidi="ar-SA"/>
-              </w:rPr>
-              <w:t xml:space="preserve"> </w:t>
-            </w:r>
           </w:p>
         </w:tc>
       </w:tr>
@@ -690,6 +702,7 @@
             <w:pPr>
               <w:pStyle w:val="Normal"/>
               <w:widowControl/>
+              <w:suppressAutoHyphens w:val="true"/>
               <w:spacing w:before="0" w:after="0"/>
               <w:jc w:val="center"/>
               <w:rPr>
@@ -726,25 +739,27 @@
             <w:pPr>
               <w:pStyle w:val="Normal"/>
               <w:widowControl/>
-              <w:spacing w:before="0" w:after="0"/>
-              <w:jc w:val="center"/>
+              <w:suppressAutoHyphens w:val="true"/>
+              <w:spacing w:before="0" w:after="0"/>
+              <w:jc w:val="left"/>
               <w:cnfStyle w:val="000000000000" w:firstRow="0" w:lastRow="0" w:firstColumn="0" w:lastColumn="0" w:oddVBand="0" w:evenVBand="0" w:oddHBand="0" w:evenHBand="0" w:firstRowFirstColumn="0" w:firstRowLastColumn="0" w:lastRowFirstColumn="0" w:lastRowLastColumn="0"/>
               <w:rPr>
                 <w:rFonts w:ascii="Calibri" w:hAnsi="Calibri" w:eastAsia="Calibri" w:cs=""/>
                 <w:kern w:val="0"/>
-                <w:sz w:val="24"/>
-                <w:szCs w:val="24"/>
-                <w:lang w:val="en-GB" w:eastAsia="en-US" w:bidi="ar-SA"/>
-              </w:rPr>
-            </w:pPr>
-            <w:r>
-              <w:rPr>
-                <w:rFonts w:eastAsia="Calibri" w:cs=""/>
-                <w:kern w:val="0"/>
-                <w:sz w:val="24"/>
-                <w:szCs w:val="24"/>
-                <w:lang w:val="en-GB" w:eastAsia="en-US" w:bidi="ar-SA"/>
-              </w:rPr>
+                <w:sz w:val="20"/>
+                <w:szCs w:val="20"/>
+                <w:lang w:val="en-GB" w:eastAsia="en-US" w:bidi="ar-SA"/>
+              </w:rPr>
+            </w:pPr>
+            <w:r>
+              <w:rPr>
+                <w:rFonts w:eastAsia="Calibri" w:cs=""/>
+                <w:kern w:val="0"/>
+                <w:sz w:val="20"/>
+                <w:szCs w:val="20"/>
+                <w:lang w:val="en-GB" w:eastAsia="en-US" w:bidi="ar-SA"/>
+              </w:rPr>
+              <w:t xml:space="preserve">Cookie/Authentication for users is in place with JWT as well </w:t>
             </w:r>
           </w:p>
         </w:tc>
@@ -758,25 +773,87 @@
             <w:pPr>
               <w:pStyle w:val="Normal"/>
               <w:widowControl/>
-              <w:spacing w:before="0" w:after="0"/>
-              <w:jc w:val="center"/>
+              <w:suppressAutoHyphens w:val="true"/>
+              <w:spacing w:before="0" w:after="0"/>
+              <w:jc w:val="left"/>
               <w:cnfStyle w:val="000000000000" w:firstRow="0" w:lastRow="0" w:firstColumn="0" w:lastColumn="0" w:oddVBand="0" w:evenVBand="0" w:oddHBand="0" w:evenHBand="0" w:firstRowFirstColumn="0" w:firstRowLastColumn="0" w:lastRowFirstColumn="0" w:lastRowLastColumn="0"/>
               <w:rPr>
                 <w:rFonts w:ascii="Calibri" w:hAnsi="Calibri" w:eastAsia="Calibri" w:cs=""/>
                 <w:kern w:val="0"/>
-                <w:sz w:val="24"/>
-                <w:szCs w:val="24"/>
-                <w:lang w:val="en-GB" w:eastAsia="en-US" w:bidi="ar-SA"/>
-              </w:rPr>
-            </w:pPr>
-            <w:r>
-              <w:rPr>
-                <w:rFonts w:eastAsia="Calibri" w:cs=""/>
-                <w:kern w:val="0"/>
-                <w:sz w:val="24"/>
-                <w:szCs w:val="24"/>
-                <w:lang w:val="en-GB" w:eastAsia="en-US" w:bidi="ar-SA"/>
-              </w:rPr>
+                <w:sz w:val="20"/>
+                <w:szCs w:val="20"/>
+                <w:lang w:val="en-GB" w:eastAsia="en-US" w:bidi="ar-SA"/>
+              </w:rPr>
+            </w:pPr>
+            <w:r>
+              <w:rPr>
+                <w:rFonts w:eastAsia="Calibri" w:cs=""/>
+                <w:kern w:val="0"/>
+                <w:sz w:val="20"/>
+                <w:szCs w:val="20"/>
+                <w:lang w:val="en-GB" w:eastAsia="en-US" w:bidi="ar-SA"/>
+              </w:rPr>
+              <w:t>Placemark features include sev</w:t>
+            </w:r>
+            <w:r>
+              <w:rPr>
+                <w:rFonts w:eastAsia="Calibri" w:cs=""/>
+                <w:kern w:val="0"/>
+                <w:sz w:val="20"/>
+                <w:szCs w:val="20"/>
+                <w:lang w:val="en-GB" w:eastAsia="en-US" w:bidi="ar-SA"/>
+              </w:rPr>
+              <w:t>e</w:t>
+            </w:r>
+            <w:r>
+              <w:rPr>
+                <w:rFonts w:eastAsia="Calibri" w:cs=""/>
+                <w:kern w:val="0"/>
+                <w:sz w:val="20"/>
+                <w:szCs w:val="20"/>
+                <w:lang w:val="en-GB" w:eastAsia="en-US" w:bidi="ar-SA"/>
+              </w:rPr>
+              <w:t>ral field</w:t>
+            </w:r>
+            <w:r>
+              <w:rPr>
+                <w:rFonts w:eastAsia="Calibri" w:cs=""/>
+                <w:kern w:val="0"/>
+                <w:sz w:val="20"/>
+                <w:szCs w:val="20"/>
+                <w:lang w:val="en-GB" w:eastAsia="en-US" w:bidi="ar-SA"/>
+              </w:rPr>
+              <w:t>s</w:t>
+            </w:r>
+            <w:r>
+              <w:rPr>
+                <w:rFonts w:eastAsia="Calibri" w:cs=""/>
+                <w:kern w:val="0"/>
+                <w:sz w:val="20"/>
+                <w:szCs w:val="20"/>
+                <w:lang w:val="en-GB" w:eastAsia="en-US" w:bidi="ar-SA"/>
+              </w:rPr>
+              <w:t xml:space="preserve"> beside descriptions and lat/long geoc</w:t>
+            </w:r>
+            <w:r>
+              <w:rPr>
+                <w:rFonts w:eastAsia="Calibri" w:cs=""/>
+                <w:kern w:val="0"/>
+                <w:sz w:val="20"/>
+                <w:szCs w:val="20"/>
+                <w:lang w:val="en-GB" w:eastAsia="en-US" w:bidi="ar-SA"/>
+              </w:rPr>
+              <w:t>o</w:t>
+            </w:r>
+            <w:r>
+              <w:rPr>
+                <w:rFonts w:eastAsia="Calibri" w:cs=""/>
+                <w:kern w:val="0"/>
+                <w:sz w:val="20"/>
+                <w:szCs w:val="20"/>
+                <w:lang w:val="en-GB" w:eastAsia="en-US" w:bidi="ar-SA"/>
+              </w:rPr>
+              <w:t>ordinates</w:t>
             </w:r>
           </w:p>
         </w:tc>
@@ -790,62 +867,76 @@
             <w:pPr>
               <w:pStyle w:val="Normal"/>
               <w:widowControl/>
-              <w:spacing w:before="0" w:after="0"/>
-              <w:jc w:val="center"/>
+              <w:suppressAutoHyphens w:val="true"/>
+              <w:spacing w:before="0" w:after="0"/>
+              <w:jc w:val="left"/>
               <w:cnfStyle w:val="000000000000" w:firstRow="0" w:lastRow="0" w:firstColumn="0" w:lastColumn="0" w:oddVBand="0" w:evenVBand="0" w:oddHBand="0" w:evenHBand="0" w:firstRowFirstColumn="0" w:firstRowLastColumn="0" w:lastRowFirstColumn="0" w:lastRowLastColumn="0"/>
               <w:rPr>
                 <w:rFonts w:ascii="Calibri" w:hAnsi="Calibri" w:eastAsia="Calibri" w:cs=""/>
                 <w:kern w:val="0"/>
-                <w:sz w:val="24"/>
-                <w:szCs w:val="24"/>
-                <w:lang w:val="en-GB" w:eastAsia="en-US" w:bidi="ar-SA"/>
-              </w:rPr>
-            </w:pPr>
-            <w:r>
-              <w:rPr>
-                <w:rFonts w:eastAsia="Calibri" w:cs=""/>
-                <w:kern w:val="0"/>
-                <w:sz w:val="24"/>
-                <w:szCs w:val="24"/>
-                <w:lang w:val="en-GB" w:eastAsia="en-US" w:bidi="ar-SA"/>
-              </w:rPr>
-            </w:r>
-          </w:p>
-        </w:tc>
-        <w:tc>
-          <w:tcPr>
-            <w:tcW w:w="1981" w:type="dxa"/>
+                <w:sz w:val="20"/>
+                <w:szCs w:val="20"/>
+                <w:lang w:val="en-GB" w:eastAsia="en-US" w:bidi="ar-SA"/>
+              </w:rPr>
+            </w:pPr>
+            <w:r>
+              <w:rPr>
+                <w:rFonts w:eastAsia="Calibri" w:cs=""/>
+                <w:kern w:val="0"/>
+                <w:sz w:val="20"/>
+                <w:szCs w:val="20"/>
+                <w:lang w:val="en-GB" w:eastAsia="en-US" w:bidi="ar-SA"/>
+              </w:rPr>
+              <w:t>Core Unit Tests have been integrated into the app</w:t>
+            </w:r>
+          </w:p>
+        </w:tc>
+        <w:tc>
+          <w:tcPr>
+            <w:tcW w:w="1982" w:type="dxa"/>
             <w:tcBorders/>
           </w:tcPr>
           <w:p>
             <w:pPr>
               <w:pStyle w:val="Normal"/>
               <w:widowControl/>
-              <w:spacing w:before="0" w:after="0"/>
-              <w:jc w:val="center"/>
+              <w:suppressAutoHyphens w:val="true"/>
+              <w:spacing w:before="0" w:after="0"/>
+              <w:jc w:val="left"/>
               <w:cnfStyle w:val="000000000000" w:firstRow="0" w:lastRow="0" w:firstColumn="0" w:lastColumn="0" w:oddVBand="0" w:evenVBand="0" w:oddHBand="0" w:evenHBand="0" w:firstRowFirstColumn="0" w:firstRowLastColumn="0" w:lastRowFirstColumn="0" w:lastRowLastColumn="0"/>
               <w:rPr>
                 <w:rFonts w:ascii="Calibri" w:hAnsi="Calibri" w:eastAsia="Calibri" w:cs=""/>
                 <w:kern w:val="0"/>
-                <w:sz w:val="24"/>
-                <w:szCs w:val="24"/>
-                <w:lang w:val="en-GB" w:eastAsia="en-US" w:bidi="ar-SA"/>
-              </w:rPr>
-            </w:pPr>
-            <w:r>
-              <w:rPr>
-                <w:rFonts w:eastAsia="Calibri" w:cs=""/>
-                <w:kern w:val="0"/>
-                <w:sz w:val="24"/>
-                <w:szCs w:val="24"/>
-                <w:lang w:val="en-GB" w:eastAsia="en-US" w:bidi="ar-SA"/>
-              </w:rPr>
-            </w:r>
-          </w:p>
-        </w:tc>
-        <w:tc>
-          <w:tcPr>
-            <w:tcW w:w="1823" w:type="dxa"/>
+                <w:sz w:val="20"/>
+                <w:szCs w:val="20"/>
+                <w:lang w:val="en-GB" w:eastAsia="en-US" w:bidi="ar-SA"/>
+              </w:rPr>
+            </w:pPr>
+            <w:r>
+              <w:rPr>
+                <w:rFonts w:eastAsia="Calibri" w:cs=""/>
+                <w:kern w:val="0"/>
+                <w:sz w:val="20"/>
+                <w:szCs w:val="20"/>
+                <w:lang w:val="en-GB" w:eastAsia="en-US" w:bidi="ar-SA"/>
+              </w:rPr>
+              <w:t xml:space="preserve">Json does show some issues as some tests fail, </w:t>
+            </w:r>
+            <w:r>
+              <w:rPr>
+                <w:rFonts w:eastAsia="Calibri" w:cs=""/>
+                <w:kern w:val="0"/>
+                <w:sz w:val="20"/>
+                <w:szCs w:val="20"/>
+                <w:lang w:val="en-GB" w:eastAsia="en-US" w:bidi="ar-SA"/>
+              </w:rPr>
+              <w:t>but due to time constraints, I prioritized MongoDB tests</w:t>
+            </w:r>
+          </w:p>
+        </w:tc>
+        <w:tc>
+          <w:tcPr>
+            <w:tcW w:w="1822" w:type="dxa"/>
             <w:tcBorders/>
             <w:vAlign w:val="center"/>
           </w:tcPr>
@@ -853,25 +944,27 @@
             <w:pPr>
               <w:pStyle w:val="Normal"/>
               <w:widowControl/>
-              <w:spacing w:before="0" w:after="0"/>
-              <w:jc w:val="center"/>
+              <w:suppressAutoHyphens w:val="true"/>
+              <w:spacing w:before="0" w:after="0"/>
+              <w:jc w:val="left"/>
               <w:cnfStyle w:val="000000000000" w:firstRow="0" w:lastRow="0" w:firstColumn="0" w:lastColumn="0" w:oddVBand="0" w:evenVBand="0" w:oddHBand="0" w:evenHBand="0" w:firstRowFirstColumn="0" w:firstRowLastColumn="0" w:lastRowFirstColumn="0" w:lastRowLastColumn="0"/>
               <w:rPr>
                 <w:rFonts w:ascii="Calibri" w:hAnsi="Calibri" w:eastAsia="Calibri" w:cs=""/>
                 <w:kern w:val="0"/>
-                <w:sz w:val="24"/>
-                <w:szCs w:val="24"/>
-                <w:lang w:val="en-GB" w:eastAsia="en-US" w:bidi="ar-SA"/>
-              </w:rPr>
-            </w:pPr>
-            <w:r>
-              <w:rPr>
-                <w:rFonts w:eastAsia="Calibri" w:cs=""/>
-                <w:kern w:val="0"/>
-                <w:sz w:val="24"/>
-                <w:szCs w:val="24"/>
-                <w:lang w:val="en-GB" w:eastAsia="en-US" w:bidi="ar-SA"/>
-              </w:rPr>
+                <w:sz w:val="20"/>
+                <w:szCs w:val="20"/>
+                <w:lang w:val="en-GB" w:eastAsia="en-US" w:bidi="ar-SA"/>
+              </w:rPr>
+            </w:pPr>
+            <w:r>
+              <w:rPr>
+                <w:rFonts w:eastAsia="Calibri" w:cs=""/>
+                <w:kern w:val="0"/>
+                <w:sz w:val="20"/>
+                <w:szCs w:val="20"/>
+                <w:lang w:val="en-GB" w:eastAsia="en-US" w:bidi="ar-SA"/>
+              </w:rPr>
+              <w:t>Unless I subscribe for its service, Glitch won’t import my project (it kept spinning forever during my numerous attempts)</w:t>
             </w:r>
           </w:p>
         </w:tc>
@@ -884,25 +977,67 @@
             <w:pPr>
               <w:pStyle w:val="Normal"/>
               <w:widowControl/>
-              <w:spacing w:before="0" w:after="0"/>
-              <w:jc w:val="center"/>
+              <w:suppressAutoHyphens w:val="true"/>
+              <w:spacing w:before="0" w:after="0"/>
+              <w:jc w:val="left"/>
               <w:cnfStyle w:val="000000000000" w:firstRow="0" w:lastRow="0" w:firstColumn="0" w:lastColumn="0" w:oddVBand="0" w:evenVBand="0" w:oddHBand="0" w:evenHBand="0" w:firstRowFirstColumn="0" w:firstRowLastColumn="0" w:lastRowFirstColumn="0" w:lastRowLastColumn="0"/>
               <w:rPr>
                 <w:rFonts w:ascii="Calibri" w:hAnsi="Calibri" w:eastAsia="Calibri" w:cs=""/>
                 <w:kern w:val="0"/>
-                <w:sz w:val="24"/>
-                <w:szCs w:val="24"/>
-                <w:lang w:val="en-GB" w:eastAsia="en-US" w:bidi="ar-SA"/>
-              </w:rPr>
-            </w:pPr>
-            <w:r>
-              <w:rPr>
-                <w:rFonts w:eastAsia="Calibri" w:cs=""/>
-                <w:kern w:val="0"/>
-                <w:sz w:val="24"/>
-                <w:szCs w:val="24"/>
-                <w:lang w:val="en-GB" w:eastAsia="en-US" w:bidi="ar-SA"/>
-              </w:rPr>
+                <w:sz w:val="20"/>
+                <w:szCs w:val="20"/>
+                <w:lang w:val="en-GB" w:eastAsia="en-US" w:bidi="ar-SA"/>
+              </w:rPr>
+            </w:pPr>
+            <w:r>
+              <w:rPr>
+                <w:rFonts w:eastAsia="Calibri" w:cs=""/>
+                <w:kern w:val="0"/>
+                <w:sz w:val="20"/>
+                <w:szCs w:val="20"/>
+                <w:lang w:val="en-GB" w:eastAsia="en-US" w:bidi="ar-SA"/>
+              </w:rPr>
+              <w:t>The README.md has been completed, and it encompass</w:t>
+            </w:r>
+            <w:r>
+              <w:rPr>
+                <w:rFonts w:eastAsia="Calibri" w:cs=""/>
+                <w:kern w:val="0"/>
+                <w:sz w:val="20"/>
+                <w:szCs w:val="20"/>
+                <w:lang w:val="en-GB" w:eastAsia="en-US" w:bidi="ar-SA"/>
+              </w:rPr>
+              <w:t>es</w:t>
+            </w:r>
+            <w:r>
+              <w:rPr>
+                <w:rFonts w:eastAsia="Calibri" w:cs=""/>
+                <w:kern w:val="0"/>
+                <w:sz w:val="20"/>
+                <w:szCs w:val="20"/>
+                <w:lang w:val="en-GB" w:eastAsia="en-US" w:bidi="ar-SA"/>
+              </w:rPr>
+              <w:t xml:space="preserve"> all info needed to read the app, and </w:t>
+            </w:r>
+            <w:r>
+              <w:rPr>
+                <w:rFonts w:eastAsia="Calibri" w:cs=""/>
+                <w:kern w:val="0"/>
+                <w:sz w:val="20"/>
+                <w:szCs w:val="20"/>
+                <w:lang w:val="en-GB" w:eastAsia="en-US" w:bidi="ar-SA"/>
+              </w:rPr>
+              <w:t>to understand</w:t>
+            </w:r>
+            <w:r>
+              <w:rPr>
+                <w:rFonts w:eastAsia="Calibri" w:cs=""/>
+                <w:kern w:val="0"/>
+                <w:sz w:val="20"/>
+                <w:szCs w:val="20"/>
+                <w:lang w:val="en-GB" w:eastAsia="en-US" w:bidi="ar-SA"/>
+              </w:rPr>
+              <w:t xml:space="preserve"> how it has been built out.</w:t>
             </w:r>
           </w:p>
         </w:tc>
@@ -924,6 +1059,7 @@
             <w:pPr>
               <w:pStyle w:val="Normal"/>
               <w:widowControl/>
+              <w:suppressAutoHyphens w:val="true"/>
               <w:spacing w:before="0" w:after="0"/>
               <w:jc w:val="center"/>
               <w:rPr>
@@ -961,25 +1097,27 @@
             <w:pPr>
               <w:pStyle w:val="Normal"/>
               <w:widowControl/>
-              <w:spacing w:before="0" w:after="0"/>
-              <w:jc w:val="center"/>
+              <w:suppressAutoHyphens w:val="true"/>
+              <w:spacing w:before="0" w:after="0"/>
+              <w:jc w:val="left"/>
               <w:cnfStyle w:val="000000100000" w:firstRow="0" w:lastRow="0" w:firstColumn="0" w:lastColumn="0" w:oddVBand="0" w:evenVBand="0" w:oddHBand="1" w:evenHBand="0" w:firstRowFirstColumn="0" w:firstRowLastColumn="0" w:lastRowFirstColumn="0" w:lastRowLastColumn="0"/>
               <w:rPr>
                 <w:rFonts w:ascii="Calibri" w:hAnsi="Calibri" w:eastAsia="Calibri" w:cs=""/>
                 <w:kern w:val="0"/>
-                <w:sz w:val="24"/>
-                <w:szCs w:val="24"/>
-                <w:lang w:val="en-GB" w:eastAsia="en-US" w:bidi="ar-SA"/>
-              </w:rPr>
-            </w:pPr>
-            <w:r>
-              <w:rPr>
-                <w:rFonts w:eastAsia="Calibri" w:cs=""/>
-                <w:kern w:val="0"/>
-                <w:sz w:val="24"/>
-                <w:szCs w:val="24"/>
-                <w:lang w:val="en-GB" w:eastAsia="en-US" w:bidi="ar-SA"/>
-              </w:rPr>
+                <w:sz w:val="20"/>
+                <w:szCs w:val="20"/>
+                <w:lang w:val="en-GB" w:eastAsia="en-US" w:bidi="ar-SA"/>
+              </w:rPr>
+            </w:pPr>
+            <w:r>
+              <w:rPr>
+                <w:rFonts w:eastAsia="Calibri" w:cs=""/>
+                <w:kern w:val="0"/>
+                <w:sz w:val="20"/>
+                <w:szCs w:val="20"/>
+                <w:lang w:val="en-GB" w:eastAsia="en-US" w:bidi="ar-SA"/>
+              </w:rPr>
+              <w:t>Any user added can be updated or deleted</w:t>
             </w:r>
           </w:p>
         </w:tc>
@@ -994,25 +1132,47 @@
             <w:pPr>
               <w:pStyle w:val="Normal"/>
               <w:widowControl/>
-              <w:spacing w:before="0" w:after="0"/>
-              <w:jc w:val="center"/>
+              <w:suppressAutoHyphens w:val="true"/>
+              <w:spacing w:before="0" w:after="0"/>
+              <w:jc w:val="left"/>
               <w:cnfStyle w:val="000000100000" w:firstRow="0" w:lastRow="0" w:firstColumn="0" w:lastColumn="0" w:oddVBand="0" w:evenVBand="0" w:oddHBand="1" w:evenHBand="0" w:firstRowFirstColumn="0" w:firstRowLastColumn="0" w:lastRowFirstColumn="0" w:lastRowLastColumn="0"/>
               <w:rPr>
                 <w:rFonts w:ascii="Calibri" w:hAnsi="Calibri" w:eastAsia="Calibri" w:cs=""/>
                 <w:kern w:val="0"/>
-                <w:sz w:val="24"/>
-                <w:szCs w:val="24"/>
-                <w:lang w:val="en-GB" w:eastAsia="en-US" w:bidi="ar-SA"/>
-              </w:rPr>
-            </w:pPr>
-            <w:r>
-              <w:rPr>
-                <w:rFonts w:eastAsia="Calibri" w:cs=""/>
-                <w:kern w:val="0"/>
-                <w:sz w:val="24"/>
-                <w:szCs w:val="24"/>
-                <w:lang w:val="en-GB" w:eastAsia="en-US" w:bidi="ar-SA"/>
-              </w:rPr>
+                <w:sz w:val="20"/>
+                <w:szCs w:val="20"/>
+                <w:lang w:val="en-GB" w:eastAsia="en-US" w:bidi="ar-SA"/>
+              </w:rPr>
+            </w:pPr>
+            <w:r>
+              <w:rPr>
+                <w:rFonts w:eastAsia="Calibri" w:cs=""/>
+                <w:kern w:val="0"/>
+                <w:sz w:val="20"/>
+                <w:szCs w:val="20"/>
+                <w:lang w:val="en-GB" w:eastAsia="en-US" w:bidi="ar-SA"/>
+              </w:rPr>
+              <w:t>Categories can be ‘selected’ by the user in the dashboard page, which can th</w:t>
+            </w:r>
+            <w:r>
+              <w:rPr>
+                <w:rFonts w:eastAsia="Calibri" w:cs=""/>
+                <w:kern w:val="0"/>
+                <w:sz w:val="20"/>
+                <w:szCs w:val="20"/>
+                <w:lang w:val="en-GB" w:eastAsia="en-US" w:bidi="ar-SA"/>
+              </w:rPr>
+              <w:t>e</w:t>
+            </w:r>
+            <w:r>
+              <w:rPr>
+                <w:rFonts w:eastAsia="Calibri" w:cs=""/>
+                <w:kern w:val="0"/>
+                <w:sz w:val="20"/>
+                <w:szCs w:val="20"/>
+                <w:lang w:val="en-GB" w:eastAsia="en-US" w:bidi="ar-SA"/>
+              </w:rPr>
+              <w:t>n be opened to add up placemarks.</w:t>
             </w:r>
           </w:p>
         </w:tc>
@@ -1027,31 +1187,44 @@
             <w:pPr>
               <w:pStyle w:val="Normal"/>
               <w:widowControl/>
-              <w:spacing w:before="0" w:after="0"/>
-              <w:jc w:val="center"/>
+              <w:suppressAutoHyphens w:val="true"/>
+              <w:spacing w:before="0" w:after="0"/>
+              <w:jc w:val="left"/>
               <w:cnfStyle w:val="000000100000" w:firstRow="0" w:lastRow="0" w:firstColumn="0" w:lastColumn="0" w:oddVBand="0" w:evenVBand="0" w:oddHBand="1" w:evenHBand="0" w:firstRowFirstColumn="0" w:firstRowLastColumn="0" w:lastRowFirstColumn="0" w:lastRowLastColumn="0"/>
-              <w:rPr>
-                <w:rFonts w:ascii="Calibri" w:hAnsi="Calibri" w:eastAsia="Calibri" w:cs=""/>
-                <w:kern w:val="0"/>
-                <w:sz w:val="24"/>
-                <w:szCs w:val="24"/>
-                <w:lang w:val="en-GB" w:eastAsia="en-US" w:bidi="ar-SA"/>
-              </w:rPr>
-            </w:pPr>
-            <w:r>
-              <w:rPr>
-                <w:rFonts w:eastAsia="Calibri" w:cs=""/>
-                <w:kern w:val="0"/>
-                <w:sz w:val="24"/>
-                <w:szCs w:val="24"/>
-                <w:lang w:val="en-GB" w:eastAsia="en-US" w:bidi="ar-SA"/>
-              </w:rPr>
-            </w:r>
-          </w:p>
-        </w:tc>
-        <w:tc>
-          <w:tcPr>
-            <w:tcW w:w="1981" w:type="dxa"/>
+              <w:rPr/>
+            </w:pPr>
+            <w:r>
+              <w:rPr>
+                <w:rFonts w:eastAsia="Calibri" w:cs=""/>
+                <w:kern w:val="0"/>
+                <w:sz w:val="20"/>
+                <w:szCs w:val="20"/>
+                <w:lang w:val="en-GB" w:eastAsia="en-US" w:bidi="ar-SA"/>
+              </w:rPr>
+              <w:t xml:space="preserve">OpenAPI(Swagger) and tests are integrated into the app </w:t>
+            </w:r>
+            <w:hyperlink r:id="rId5">
+              <w:r>
+                <w:rPr>
+                  <w:rStyle w:val="Hyperlink"/>
+                  <w:sz w:val="20"/>
+                  <w:szCs w:val="20"/>
+                </w:rPr>
+                <w:t>Placemark API</w:t>
+              </w:r>
+            </w:hyperlink>
+            <w:r>
+              <w:rPr>
+                <w:sz w:val="20"/>
+                <w:szCs w:val="20"/>
+              </w:rPr>
+              <w:t xml:space="preserve"> </w:t>
+            </w:r>
+          </w:p>
+        </w:tc>
+        <w:tc>
+          <w:tcPr>
+            <w:tcW w:w="1982" w:type="dxa"/>
             <w:tcBorders/>
             <w:shd w:color="auto" w:fill="CCCCCC" w:themeFill="text1" w:themeFillTint="33" w:val="clear"/>
           </w:tcPr>
@@ -1059,32 +1232,44 @@
             <w:pPr>
               <w:pStyle w:val="Normal"/>
               <w:widowControl/>
-              <w:spacing w:before="0" w:after="0"/>
-              <w:ind w:firstLine="720"/>
-              <w:jc w:val="center"/>
+              <w:suppressAutoHyphens w:val="true"/>
+              <w:spacing w:before="0" w:after="0"/>
+              <w:ind w:hanging="0"/>
+              <w:jc w:val="left"/>
               <w:cnfStyle w:val="000000100000" w:firstRow="0" w:lastRow="0" w:firstColumn="0" w:lastColumn="0" w:oddVBand="0" w:evenVBand="0" w:oddHBand="1" w:evenHBand="0" w:firstRowFirstColumn="0" w:firstRowLastColumn="0" w:lastRowFirstColumn="0" w:lastRowLastColumn="0"/>
               <w:rPr>
                 <w:rFonts w:ascii="Calibri" w:hAnsi="Calibri" w:eastAsia="Calibri" w:cs=""/>
                 <w:kern w:val="0"/>
-                <w:sz w:val="24"/>
-                <w:szCs w:val="24"/>
-                <w:lang w:val="en-GB" w:eastAsia="en-US" w:bidi="ar-SA"/>
-              </w:rPr>
-            </w:pPr>
-            <w:r>
-              <w:rPr>
-                <w:rFonts w:eastAsia="Calibri" w:cs=""/>
-                <w:kern w:val="0"/>
-                <w:sz w:val="24"/>
-                <w:szCs w:val="24"/>
-                <w:lang w:val="en-GB" w:eastAsia="en-US" w:bidi="ar-SA"/>
-              </w:rPr>
-            </w:r>
-          </w:p>
-        </w:tc>
-        <w:tc>
-          <w:tcPr>
-            <w:tcW w:w="1823" w:type="dxa"/>
+                <w:sz w:val="20"/>
+                <w:szCs w:val="20"/>
+                <w:lang w:val="en-GB" w:eastAsia="en-US" w:bidi="ar-SA"/>
+              </w:rPr>
+            </w:pPr>
+            <w:r>
+              <w:rPr>
+                <w:rFonts w:eastAsia="Calibri" w:cs=""/>
+                <w:kern w:val="0"/>
+                <w:sz w:val="20"/>
+                <w:szCs w:val="20"/>
+                <w:lang w:val="en-GB" w:eastAsia="en-US" w:bidi="ar-SA"/>
+              </w:rPr>
+              <w:t xml:space="preserve">Mongo DB is fully integrated into the App, as all Mongo store files are added, and data stored in Robo T3. </w:t>
+            </w:r>
+            <w:r>
+              <w:rPr>
+                <w:rFonts w:eastAsia="Calibri" w:cs=""/>
+                <w:kern w:val="0"/>
+                <w:sz w:val="20"/>
+                <w:szCs w:val="20"/>
+                <w:lang w:val="en-GB" w:eastAsia="en-US" w:bidi="ar-SA"/>
+              </w:rPr>
+              <w:t>All tests pass on the mongo store.</w:t>
+            </w:r>
+          </w:p>
+        </w:tc>
+        <w:tc>
+          <w:tcPr>
+            <w:tcW w:w="1822" w:type="dxa"/>
             <w:tcBorders/>
             <w:shd w:color="auto" w:fill="CCCCCC" w:themeFill="text1" w:themeFillTint="33" w:val="clear"/>
             <w:vAlign w:val="center"/>
@@ -1093,25 +1278,27 @@
             <w:pPr>
               <w:pStyle w:val="Normal"/>
               <w:widowControl/>
-              <w:spacing w:before="0" w:after="0"/>
-              <w:jc w:val="center"/>
+              <w:suppressAutoHyphens w:val="true"/>
+              <w:spacing w:before="0" w:after="0"/>
+              <w:jc w:val="left"/>
               <w:cnfStyle w:val="000000100000" w:firstRow="0" w:lastRow="0" w:firstColumn="0" w:lastColumn="0" w:oddVBand="0" w:evenVBand="0" w:oddHBand="1" w:evenHBand="0" w:firstRowFirstColumn="0" w:firstRowLastColumn="0" w:lastRowFirstColumn="0" w:lastRowLastColumn="0"/>
               <w:rPr>
                 <w:rFonts w:ascii="Calibri" w:hAnsi="Calibri" w:eastAsia="Calibri" w:cs=""/>
                 <w:kern w:val="0"/>
-                <w:sz w:val="24"/>
-                <w:szCs w:val="24"/>
-                <w:lang w:val="en-GB" w:eastAsia="en-US" w:bidi="ar-SA"/>
-              </w:rPr>
-            </w:pPr>
-            <w:r>
-              <w:rPr>
-                <w:rFonts w:eastAsia="Calibri" w:cs=""/>
-                <w:kern w:val="0"/>
-                <w:sz w:val="24"/>
-                <w:szCs w:val="24"/>
-                <w:lang w:val="en-GB" w:eastAsia="en-US" w:bidi="ar-SA"/>
-              </w:rPr>
+                <w:sz w:val="20"/>
+                <w:szCs w:val="20"/>
+                <w:lang w:val="en-GB" w:eastAsia="en-US" w:bidi="ar-SA"/>
+              </w:rPr>
+            </w:pPr>
+            <w:r>
+              <w:rPr>
+                <w:rFonts w:eastAsia="Calibri" w:cs=""/>
+                <w:kern w:val="0"/>
+                <w:sz w:val="20"/>
+                <w:szCs w:val="20"/>
+                <w:lang w:val="en-GB" w:eastAsia="en-US" w:bidi="ar-SA"/>
+              </w:rPr>
+              <w:t>Cloud Atlas is connected to the app and in sync with Robo T3.</w:t>
             </w:r>
           </w:p>
         </w:tc>
@@ -1125,25 +1312,27 @@
             <w:pPr>
               <w:pStyle w:val="Normal"/>
               <w:widowControl/>
-              <w:spacing w:before="0" w:after="0"/>
-              <w:jc w:val="center"/>
+              <w:suppressAutoHyphens w:val="true"/>
+              <w:spacing w:before="0" w:after="0"/>
+              <w:jc w:val="left"/>
               <w:cnfStyle w:val="000000100000" w:firstRow="0" w:lastRow="0" w:firstColumn="0" w:lastColumn="0" w:oddVBand="0" w:evenVBand="0" w:oddHBand="1" w:evenHBand="0" w:firstRowFirstColumn="0" w:firstRowLastColumn="0" w:lastRowFirstColumn="0" w:lastRowLastColumn="0"/>
               <w:rPr>
                 <w:rFonts w:ascii="Calibri" w:hAnsi="Calibri" w:eastAsia="Calibri" w:cs=""/>
                 <w:kern w:val="0"/>
-                <w:sz w:val="24"/>
-                <w:szCs w:val="24"/>
-                <w:lang w:val="en-GB" w:eastAsia="en-US" w:bidi="ar-SA"/>
-              </w:rPr>
-            </w:pPr>
-            <w:r>
-              <w:rPr>
-                <w:rFonts w:eastAsia="Calibri" w:cs=""/>
-                <w:kern w:val="0"/>
-                <w:sz w:val="24"/>
-                <w:szCs w:val="24"/>
-                <w:lang w:val="en-GB" w:eastAsia="en-US" w:bidi="ar-SA"/>
-              </w:rPr>
+                <w:sz w:val="20"/>
+                <w:szCs w:val="20"/>
+                <w:lang w:val="en-GB" w:eastAsia="en-US" w:bidi="ar-SA"/>
+              </w:rPr>
+            </w:pPr>
+            <w:r>
+              <w:rPr>
+                <w:rFonts w:eastAsia="Calibri" w:cs=""/>
+                <w:kern w:val="0"/>
+                <w:sz w:val="20"/>
+                <w:szCs w:val="20"/>
+                <w:lang w:val="en-GB" w:eastAsia="en-US" w:bidi="ar-SA"/>
+              </w:rPr>
+              <w:t>All Releases on GitHub have been tagged.</w:t>
             </w:r>
           </w:p>
         </w:tc>
@@ -1163,6 +1352,7 @@
             <w:pPr>
               <w:pStyle w:val="Normal"/>
               <w:widowControl/>
+              <w:suppressAutoHyphens w:val="true"/>
               <w:spacing w:before="0" w:after="0"/>
               <w:jc w:val="center"/>
               <w:rPr>
@@ -1199,27 +1389,28 @@
             <w:pPr>
               <w:pStyle w:val="Normal"/>
               <w:widowControl/>
-              <w:spacing w:before="0" w:after="0"/>
-              <w:jc w:val="center"/>
+              <w:suppressAutoHyphens w:val="true"/>
+              <w:spacing w:before="0" w:after="0"/>
+              <w:jc w:val="left"/>
               <w:cnfStyle w:val="000000000000" w:firstRow="0" w:lastRow="0" w:firstColumn="0" w:lastColumn="0" w:oddVBand="0" w:evenVBand="0" w:oddHBand="0" w:evenHBand="0" w:firstRowFirstColumn="0" w:firstRowLastColumn="0" w:lastRowFirstColumn="0" w:lastRowLastColumn="0"/>
               <w:rPr>
                 <w:bCs/>
-                <w:i/>
-                <w:i/>
-                <w:iCs/>
-              </w:rPr>
-            </w:pPr>
-            <w:r>
-              <w:rPr>
-                <w:rFonts w:eastAsia="Calibri" w:cs=""/>
+                <w:i w:val="false"/>
+                <w:i w:val="false"/>
+                <w:iCs w:val="false"/>
+                <w:sz w:val="20"/>
+                <w:szCs w:val="20"/>
+              </w:rPr>
+            </w:pPr>
+            <w:r>
+              <w:rPr>
                 <w:bCs/>
-                <w:i/>
-                <w:iCs/>
-                <w:kern w:val="0"/>
-                <w:sz w:val="24"/>
-                <w:szCs w:val="24"/>
-                <w:lang w:val="en-GB" w:eastAsia="en-US" w:bidi="ar-SA"/>
-              </w:rPr>
+                <w:i w:val="false"/>
+                <w:iCs w:val="false"/>
+                <w:sz w:val="20"/>
+                <w:szCs w:val="20"/>
+              </w:rPr>
+              <w:t>I did not add analytics on the dashboard, but I did add them to the category page.</w:t>
             </w:r>
           </w:p>
         </w:tc>
@@ -1233,27 +1424,28 @@
             <w:pPr>
               <w:pStyle w:val="Normal"/>
               <w:widowControl/>
-              <w:spacing w:before="0" w:after="0"/>
-              <w:jc w:val="center"/>
+              <w:suppressAutoHyphens w:val="true"/>
+              <w:spacing w:before="0" w:after="0"/>
+              <w:jc w:val="left"/>
               <w:cnfStyle w:val="000000000000" w:firstRow="0" w:lastRow="0" w:firstColumn="0" w:lastColumn="0" w:oddVBand="0" w:evenVBand="0" w:oddHBand="0" w:evenHBand="0" w:firstRowFirstColumn="0" w:firstRowLastColumn="0" w:lastRowFirstColumn="0" w:lastRowLastColumn="0"/>
               <w:rPr>
                 <w:bCs/>
-                <w:i/>
-                <w:i/>
-                <w:iCs/>
-              </w:rPr>
-            </w:pPr>
-            <w:r>
-              <w:rPr>
-                <w:rFonts w:eastAsia="Calibri" w:cs=""/>
+                <w:i w:val="false"/>
+                <w:i w:val="false"/>
+                <w:iCs w:val="false"/>
+                <w:sz w:val="20"/>
+                <w:szCs w:val="20"/>
+              </w:rPr>
+            </w:pPr>
+            <w:r>
+              <w:rPr>
                 <w:bCs/>
-                <w:i/>
-                <w:iCs/>
-                <w:kern w:val="0"/>
-                <w:sz w:val="24"/>
-                <w:szCs w:val="24"/>
-                <w:lang w:val="en-GB" w:eastAsia="en-US" w:bidi="ar-SA"/>
-              </w:rPr>
+                <w:i w:val="false"/>
+                <w:iCs w:val="false"/>
+                <w:sz w:val="20"/>
+                <w:szCs w:val="20"/>
+              </w:rPr>
+              <w:t>Users can upload an image to the category page, and also delete it.</w:t>
             </w:r>
           </w:p>
         </w:tc>
@@ -1267,66 +1459,95 @@
             <w:pPr>
               <w:pStyle w:val="Normal"/>
               <w:widowControl/>
-              <w:spacing w:before="0" w:after="0"/>
-              <w:jc w:val="center"/>
+              <w:suppressAutoHyphens w:val="true"/>
+              <w:spacing w:before="0" w:after="0"/>
+              <w:jc w:val="left"/>
               <w:cnfStyle w:val="000000000000" w:firstRow="0" w:lastRow="0" w:firstColumn="0" w:lastColumn="0" w:oddVBand="0" w:evenVBand="0" w:oddHBand="0" w:evenHBand="0" w:firstRowFirstColumn="0" w:firstRowLastColumn="0" w:lastRowFirstColumn="0" w:lastRowLastColumn="0"/>
               <w:rPr>
                 <w:bCs/>
-                <w:i/>
-                <w:i/>
-                <w:iCs/>
-              </w:rPr>
-            </w:pPr>
-            <w:r>
-              <w:rPr>
-                <w:rFonts w:eastAsia="Calibri" w:cs=""/>
+                <w:i w:val="false"/>
+                <w:i w:val="false"/>
+                <w:iCs w:val="false"/>
+                <w:sz w:val="20"/>
+                <w:szCs w:val="20"/>
+              </w:rPr>
+            </w:pPr>
+            <w:r>
+              <w:rPr>
                 <w:bCs/>
-                <w:i/>
-                <w:iCs/>
-                <w:kern w:val="0"/>
-                <w:sz w:val="24"/>
-                <w:szCs w:val="24"/>
-                <w:lang w:val="en-GB" w:eastAsia="en-US" w:bidi="ar-SA"/>
-              </w:rPr>
-            </w:r>
-          </w:p>
-        </w:tc>
-        <w:tc>
-          <w:tcPr>
-            <w:tcW w:w="1981" w:type="dxa"/>
+                <w:i w:val="false"/>
+                <w:iCs w:val="false"/>
+                <w:sz w:val="20"/>
+                <w:szCs w:val="20"/>
+              </w:rPr>
+              <w:t>JWS Tests are in place, and fully integrated into the app.</w:t>
+            </w:r>
+          </w:p>
+        </w:tc>
+        <w:tc>
+          <w:tcPr>
+            <w:tcW w:w="1982" w:type="dxa"/>
             <w:tcBorders/>
           </w:tcPr>
           <w:p>
             <w:pPr>
               <w:pStyle w:val="Normal"/>
               <w:widowControl/>
-              <w:spacing w:before="0" w:after="0"/>
-              <w:jc w:val="center"/>
+              <w:suppressAutoHyphens w:val="true"/>
+              <w:spacing w:before="0" w:after="0"/>
+              <w:jc w:val="left"/>
               <w:cnfStyle w:val="000000000000" w:firstRow="0" w:lastRow="0" w:firstColumn="0" w:lastColumn="0" w:oddVBand="0" w:evenVBand="0" w:oddHBand="0" w:evenHBand="0" w:firstRowFirstColumn="0" w:firstRowLastColumn="0" w:lastRowFirstColumn="0" w:lastRowLastColumn="0"/>
               <w:rPr>
                 <w:bCs/>
-                <w:i/>
-                <w:i/>
-                <w:iCs/>
-              </w:rPr>
-            </w:pPr>
-            <w:r>
-              <w:rPr>
-                <w:rFonts w:eastAsia="Calibri" w:cs=""/>
+                <w:i w:val="false"/>
+                <w:i w:val="false"/>
+                <w:iCs w:val="false"/>
+                <w:sz w:val="20"/>
+                <w:szCs w:val="20"/>
+              </w:rPr>
+            </w:pPr>
+            <w:r>
+              <w:rPr>
                 <w:bCs/>
-                <w:i/>
-                <w:iCs/>
-                <w:kern w:val="0"/>
-                <w:sz w:val="24"/>
-                <w:szCs w:val="24"/>
-                <w:lang w:val="en-GB" w:eastAsia="en-US" w:bidi="ar-SA"/>
-              </w:rPr>
-            </w:r>
-          </w:p>
-        </w:tc>
-        <w:tc>
-          <w:tcPr>
-            <w:tcW w:w="1823" w:type="dxa"/>
+                <w:i w:val="false"/>
+                <w:iCs w:val="false"/>
+                <w:sz w:val="20"/>
+                <w:szCs w:val="20"/>
+              </w:rPr>
+            </w:r>
+          </w:p>
+          <w:p>
+            <w:pPr>
+              <w:pStyle w:val="Normal"/>
+              <w:widowControl/>
+              <w:suppressAutoHyphens w:val="true"/>
+              <w:spacing w:before="0" w:after="0"/>
+              <w:jc w:val="left"/>
+              <w:cnfStyle w:val="000000000000" w:firstRow="0" w:lastRow="0" w:firstColumn="0" w:lastColumn="0" w:oddVBand="0" w:evenVBand="0" w:oddHBand="0" w:evenHBand="0" w:firstRowFirstColumn="0" w:firstRowLastColumn="0" w:lastRowFirstColumn="0" w:lastRowLastColumn="0"/>
+              <w:rPr>
+                <w:bCs/>
+                <w:i w:val="false"/>
+                <w:i w:val="false"/>
+                <w:iCs w:val="false"/>
+                <w:sz w:val="20"/>
+                <w:szCs w:val="20"/>
+              </w:rPr>
+            </w:pPr>
+            <w:r>
+              <w:rPr>
+                <w:bCs/>
+                <w:i w:val="false"/>
+                <w:iCs w:val="false"/>
+                <w:sz w:val="20"/>
+                <w:szCs w:val="20"/>
+              </w:rPr>
+              <w:t>n/a</w:t>
+            </w:r>
+          </w:p>
+        </w:tc>
+        <w:tc>
+          <w:tcPr>
+            <w:tcW w:w="1822" w:type="dxa"/>
             <w:tcBorders/>
             <w:vAlign w:val="center"/>
           </w:tcPr>
@@ -1334,25 +1555,32 @@
             <w:pPr>
               <w:pStyle w:val="Normal"/>
               <w:widowControl/>
-              <w:spacing w:before="0" w:after="0"/>
-              <w:jc w:val="center"/>
+              <w:suppressAutoHyphens w:val="true"/>
+              <w:spacing w:before="0" w:after="0"/>
+              <w:jc w:val="left"/>
               <w:cnfStyle w:val="000000000000" w:firstRow="0" w:lastRow="0" w:firstColumn="0" w:lastColumn="0" w:oddVBand="0" w:evenVBand="0" w:oddHBand="0" w:evenHBand="0" w:firstRowFirstColumn="0" w:firstRowLastColumn="0" w:lastRowFirstColumn="0" w:lastRowLastColumn="0"/>
               <w:rPr>
                 <w:rFonts w:ascii="Calibri" w:hAnsi="Calibri" w:eastAsia="Calibri" w:cs=""/>
-                <w:kern w:val="0"/>
-                <w:sz w:val="24"/>
-                <w:szCs w:val="24"/>
-                <w:lang w:val="en-GB" w:eastAsia="en-US" w:bidi="ar-SA"/>
-              </w:rPr>
-            </w:pPr>
-            <w:r>
-              <w:rPr>
-                <w:rFonts w:eastAsia="Calibri" w:cs=""/>
-                <w:kern w:val="0"/>
-                <w:sz w:val="24"/>
-                <w:szCs w:val="24"/>
-                <w:lang w:val="en-GB" w:eastAsia="en-US" w:bidi="ar-SA"/>
-              </w:rPr>
+                <w:i w:val="false"/>
+                <w:i w:val="false"/>
+                <w:iCs w:val="false"/>
+                <w:kern w:val="0"/>
+                <w:sz w:val="20"/>
+                <w:szCs w:val="20"/>
+                <w:lang w:val="en-GB" w:eastAsia="en-US" w:bidi="ar-SA"/>
+              </w:rPr>
+            </w:pPr>
+            <w:r>
+              <w:rPr>
+                <w:rFonts w:eastAsia="Calibri" w:cs=""/>
+                <w:i w:val="false"/>
+                <w:iCs w:val="false"/>
+                <w:kern w:val="0"/>
+                <w:sz w:val="20"/>
+                <w:szCs w:val="20"/>
+                <w:lang w:val="en-GB" w:eastAsia="en-US" w:bidi="ar-SA"/>
+              </w:rPr>
+              <w:t>The app has been deployed on Render.</w:t>
             </w:r>
           </w:p>
         </w:tc>
@@ -1365,25 +1593,94 @@
             <w:pPr>
               <w:pStyle w:val="Normal"/>
               <w:widowControl/>
-              <w:spacing w:before="0" w:after="0"/>
-              <w:jc w:val="center"/>
+              <w:suppressAutoHyphens w:val="true"/>
+              <w:spacing w:before="0" w:after="0"/>
+              <w:jc w:val="left"/>
               <w:cnfStyle w:val="000000000000" w:firstRow="0" w:lastRow="0" w:firstColumn="0" w:lastColumn="0" w:oddVBand="0" w:evenVBand="0" w:oddHBand="0" w:evenHBand="0" w:firstRowFirstColumn="0" w:firstRowLastColumn="0" w:lastRowFirstColumn="0" w:lastRowLastColumn="0"/>
               <w:rPr>
                 <w:rFonts w:ascii="Calibri" w:hAnsi="Calibri" w:eastAsia="Calibri" w:cs=""/>
-                <w:kern w:val="0"/>
-                <w:sz w:val="24"/>
-                <w:szCs w:val="24"/>
-                <w:lang w:val="en-GB" w:eastAsia="en-US" w:bidi="ar-SA"/>
-              </w:rPr>
-            </w:pPr>
-            <w:r>
-              <w:rPr>
-                <w:rFonts w:eastAsia="Calibri" w:cs=""/>
-                <w:kern w:val="0"/>
-                <w:sz w:val="24"/>
-                <w:szCs w:val="24"/>
-                <w:lang w:val="en-GB" w:eastAsia="en-US" w:bidi="ar-SA"/>
-              </w:rPr>
+                <w:i w:val="false"/>
+                <w:i w:val="false"/>
+                <w:iCs w:val="false"/>
+                <w:kern w:val="0"/>
+                <w:sz w:val="20"/>
+                <w:szCs w:val="20"/>
+                <w:lang w:val="en-GB" w:eastAsia="en-US" w:bidi="ar-SA"/>
+              </w:rPr>
+            </w:pPr>
+            <w:r>
+              <w:rPr>
+                <w:rFonts w:eastAsia="Calibri" w:cs=""/>
+                <w:i w:val="false"/>
+                <w:iCs w:val="false"/>
+                <w:kern w:val="0"/>
+                <w:sz w:val="20"/>
+                <w:szCs w:val="20"/>
+                <w:lang w:val="en-GB" w:eastAsia="en-US" w:bidi="ar-SA"/>
+              </w:rPr>
+            </w:r>
+          </w:p>
+          <w:p>
+            <w:pPr>
+              <w:pStyle w:val="Normal"/>
+              <w:widowControl/>
+              <w:suppressAutoHyphens w:val="true"/>
+              <w:spacing w:before="0" w:after="0"/>
+              <w:jc w:val="left"/>
+              <w:cnfStyle w:val="000000000000" w:firstRow="0" w:lastRow="0" w:firstColumn="0" w:lastColumn="0" w:oddVBand="0" w:evenVBand="0" w:oddHBand="0" w:evenHBand="0" w:firstRowFirstColumn="0" w:firstRowLastColumn="0" w:lastRowFirstColumn="0" w:lastRowLastColumn="0"/>
+              <w:rPr>
+                <w:rFonts w:ascii="Calibri" w:hAnsi="Calibri" w:eastAsia="Calibri" w:cs=""/>
+                <w:i w:val="false"/>
+                <w:i w:val="false"/>
+                <w:iCs w:val="false"/>
+                <w:kern w:val="0"/>
+                <w:sz w:val="20"/>
+                <w:szCs w:val="20"/>
+                <w:lang w:val="en-GB" w:eastAsia="en-US" w:bidi="ar-SA"/>
+              </w:rPr>
+            </w:pPr>
+            <w:r>
+              <w:rPr>
+                <w:rFonts w:eastAsia="Calibri" w:cs=""/>
+                <w:i w:val="false"/>
+                <w:iCs w:val="false"/>
+                <w:kern w:val="0"/>
+                <w:sz w:val="20"/>
+                <w:szCs w:val="20"/>
+                <w:lang w:val="en-GB" w:eastAsia="en-US" w:bidi="ar-SA"/>
+              </w:rPr>
+            </w:r>
+          </w:p>
+          <w:p>
+            <w:pPr>
+              <w:pStyle w:val="Normal"/>
+              <w:widowControl/>
+              <w:suppressAutoHyphens w:val="true"/>
+              <w:spacing w:before="0" w:after="0"/>
+              <w:jc w:val="left"/>
+              <w:cnfStyle w:val="000000000000" w:firstRow="0" w:lastRow="0" w:firstColumn="0" w:lastColumn="0" w:oddVBand="0" w:evenVBand="0" w:oddHBand="0" w:evenHBand="0" w:firstRowFirstColumn="0" w:firstRowLastColumn="0" w:lastRowFirstColumn="0" w:lastRowLastColumn="0"/>
+              <w:rPr>
+                <w:rFonts w:ascii="Calibri" w:hAnsi="Calibri" w:eastAsia="Calibri" w:cs=""/>
+                <w:i w:val="false"/>
+                <w:i w:val="false"/>
+                <w:iCs w:val="false"/>
+                <w:kern w:val="0"/>
+                <w:sz w:val="20"/>
+                <w:szCs w:val="20"/>
+                <w:lang w:val="en-GB" w:eastAsia="en-US" w:bidi="ar-SA"/>
+              </w:rPr>
+            </w:pPr>
+            <w:r>
+              <w:rPr>
+                <w:rFonts w:eastAsia="Calibri" w:cs=""/>
+                <w:i w:val="false"/>
+                <w:iCs w:val="false"/>
+                <w:kern w:val="0"/>
+                <w:sz w:val="20"/>
+                <w:szCs w:val="20"/>
+                <w:lang w:val="en-GB" w:eastAsia="en-US" w:bidi="ar-SA"/>
+              </w:rPr>
+              <w:t>n/a</w:t>
             </w:r>
           </w:p>
         </w:tc>
@@ -1507,7 +1804,7 @@
                     </pic:cNvPicPr>
                   </pic:nvPicPr>
                   <pic:blipFill>
-                    <a:blip r:embed="rId3"/>
+                    <a:blip r:embed="rId6"/>
                     <a:stretch>
                       <a:fillRect/>
                     </a:stretch>
@@ -1940,6 +2237,7 @@
     <w:qFormat/>
     <w:pPr>
       <w:widowControl/>
+      <w:suppressAutoHyphens w:val="true"/>
       <w:bidi w:val="0"/>
       <w:spacing w:before="0" w:after="0"/>
       <w:jc w:val="left"/>
@@ -2120,6 +2418,13 @@
     <w:rPr>
       <w:rFonts w:ascii="Times New Roman" w:hAnsi="Times New Roman" w:eastAsia="Times New Roman" w:cs="Times New Roman"/>
     </w:rPr>
+  </w:style>
+  <w:style w:type="paragraph" w:styleId="FrameContentsuser">
+    <w:name w:val="Frame Contents (user)"/>
+    <w:basedOn w:val="Normal"/>
+    <w:qFormat/>
+    <w:pPr/>
+    <w:rPr/>
   </w:style>
   <w:style w:type="paragraph" w:styleId="FrameContents">
     <w:name w:val="Frame Contents"/>
